--- a/docs/as-built/docx/workforce.docx
+++ b/docs/as-built/docx/workforce.docx
@@ -295,7 +295,7 @@
               <a:graphicData uri="http://schemas.openxmlformats.org/drawingml/2006/picture">
                 <pic:pic>
                   <pic:nvPicPr>
-                    <pic:cNvPr descr="/tmp/docximg-dY8fbM/workforce_md_1.png" id="23" name="Picture"/>
+                    <pic:cNvPr descr="/tmp/docximg-d8ZS2x/workforce_md_1.png" id="23" name="Picture"/>
                     <pic:cNvPicPr>
                       <a:picLocks noChangeArrowheads="1" noChangeAspect="1"/>
                     </pic:cNvPicPr>
@@ -8631,7 +8631,7 @@
               <a:graphicData uri="http://schemas.openxmlformats.org/drawingml/2006/picture">
                 <pic:pic>
                   <pic:nvPicPr>
-                    <pic:cNvPr descr="/tmp/docximg-dY8fbM/workforce_md_2.png" id="38" name="Picture"/>
+                    <pic:cNvPr descr="/tmp/docximg-d8ZS2x/workforce_md_2.png" id="38" name="Picture"/>
                     <pic:cNvPicPr>
                       <a:picLocks noChangeArrowheads="1" noChangeAspect="1"/>
                     </pic:cNvPicPr>
@@ -12443,13 +12443,13 @@
       </w:r>
     </w:p>
     <w:bookmarkEnd w:id="46"/>
-    <w:bookmarkStart w:id="47" w:name="X89de12bcbda887c6ec5ea5eed2f747bbdb3a288"/>
+    <w:bookmarkStart w:id="47" w:name="Xbdb564fcab6f6f71ef61f22280b7304c50ca780"/>
     <w:p>
       <w:pPr>
         <w:pStyle w:val="Heading2"/>
       </w:pPr>
       <w:r>
-        <w:t xml:space="preserve">6. Processes</w:t>
+        <w:t xml:space="preserve">6. Processes &amp; ops console</w:t>
       </w:r>
     </w:p>
     <w:p>
@@ -12460,6 +12460,237 @@
         <w:t xml:space="preserve">No BPMN; service + the WO-lifecycle event listener.</w:t>
       </w:r>
     </w:p>
+    <w:p>
+      <w:pPr>
+        <w:pStyle w:val="BodyText"/>
+      </w:pPr>
+      <w:r>
+        <w:rPr>
+          <w:bCs/>
+          <w:b/>
+        </w:rPr>
+        <w:t xml:space="preserve">Ops console</w:t>
+      </w:r>
+      <w:r>
+        <w:t xml:space="preserve"> </w:t>
+      </w:r>
+      <w:r>
+        <w:t xml:space="preserve">—</w:t>
+      </w:r>
+      <w:r>
+        <w:t xml:space="preserve"> </w:t>
+      </w:r>
+      <w:r>
+        <w:rPr>
+          <w:rStyle w:val="VerbatimChar"/>
+        </w:rPr>
+        <w:t xml:space="preserve">sophix:workforce:*</w:t>
+      </w:r>
+      <w:r>
+        <w:t xml:space="preserve">, wrapping existing services (no approval-gate bypass):</w:t>
+      </w:r>
+    </w:p>
+    <w:tbl>
+      <w:tblPr>
+        <w:tblStyle w:val="Table"/>
+        <w:tblW w:type="auto" w:w="0"/>
+        <w:tblLook w:firstRow="1" w:lastRow="0" w:firstColumn="0" w:lastColumn="0" w:noHBand="0" w:noVBand="0" w:val="0020"/>
+        <w:jc w:val="start"/>
+      </w:tblPr>
+      <w:tblGrid>
+        <w:gridCol w:w="2640"/>
+        <w:gridCol w:w="2640"/>
+        <w:gridCol w:w="2640"/>
+      </w:tblGrid>
+      <w:tr>
+        <w:trPr>
+          <w:tblHeader w:val="true"/>
+        </w:trPr>
+        <w:tc>
+          <w:tcPr/>
+          <w:p>
+            <w:pPr>
+              <w:pStyle w:val="Compact"/>
+              <w:jc w:val="left"/>
+            </w:pPr>
+            <w:r>
+              <w:t xml:space="preserve">Command</w:t>
+            </w:r>
+          </w:p>
+        </w:tc>
+        <w:tc>
+          <w:tcPr/>
+          <w:p>
+            <w:pPr>
+              <w:pStyle w:val="Compact"/>
+              <w:jc w:val="left"/>
+            </w:pPr>
+            <w:r>
+              <w:t xml:space="preserve">Kind</w:t>
+            </w:r>
+          </w:p>
+        </w:tc>
+        <w:tc>
+          <w:tcPr/>
+          <w:p>
+            <w:pPr>
+              <w:pStyle w:val="Compact"/>
+              <w:jc w:val="left"/>
+            </w:pPr>
+            <w:r>
+              <w:t xml:space="preserve">Does</w:t>
+            </w:r>
+          </w:p>
+        </w:tc>
+      </w:tr>
+      <w:tr>
+        <w:tc>
+          <w:tcPr/>
+          <w:p>
+            <w:pPr>
+              <w:pStyle w:val="Compact"/>
+              <w:jc w:val="left"/>
+            </w:pPr>
+            <w:r>
+              <w:rPr>
+                <w:rStyle w:val="VerbatimChar"/>
+              </w:rPr>
+              <w:t xml:space="preserve">ops-status [--operator]</w:t>
+            </w:r>
+          </w:p>
+        </w:tc>
+        <w:tc>
+          <w:tcPr/>
+          <w:p>
+            <w:pPr>
+              <w:pStyle w:val="Compact"/>
+              <w:jc w:val="left"/>
+            </w:pPr>
+            <w:r>
+              <w:t xml:space="preserve">review</w:t>
+            </w:r>
+          </w:p>
+        </w:tc>
+        <w:tc>
+          <w:tcPr/>
+          <w:p>
+            <w:pPr>
+              <w:pStyle w:val="Compact"/>
+              <w:jc w:val="left"/>
+            </w:pPr>
+            <w:r>
+              <w:t xml:space="preserve">counts of workforce items needing attention: non-active contractors still holding ACTIVE commitments, stale ACTIVE commitments (committed day past), commitment-ledger counts by status, inactive slots</w:t>
+            </w:r>
+          </w:p>
+        </w:tc>
+      </w:tr>
+      <w:tr>
+        <w:tc>
+          <w:tcPr/>
+          <w:p>
+            <w:pPr>
+              <w:pStyle w:val="Compact"/>
+              <w:jc w:val="left"/>
+            </w:pPr>
+            <w:r>
+              <w:rPr>
+                <w:rStyle w:val="VerbatimChar"/>
+              </w:rPr>
+              <w:t xml:space="preserve">contractor-show {contractor} [--date]</w:t>
+            </w:r>
+          </w:p>
+        </w:tc>
+        <w:tc>
+          <w:tcPr/>
+          <w:p>
+            <w:pPr>
+              <w:pStyle w:val="Compact"/>
+              <w:jc w:val="left"/>
+            </w:pPr>
+            <w:r>
+              <w:t xml:space="preserve">review</w:t>
+            </w:r>
+          </w:p>
+        </w:tc>
+        <w:tc>
+          <w:tcPr/>
+          <w:p>
+            <w:pPr>
+              <w:pStyle w:val="Compact"/>
+              <w:jc w:val="left"/>
+            </w:pPr>
+            <w:r>
+              <w:t xml:space="preserve">one contractor's EM-02 picture (read-only): registry status, region/scope coverage, availability slots with live remaining capacity for the day, and ACTIVE slot commitments</w:t>
+            </w:r>
+          </w:p>
+        </w:tc>
+      </w:tr>
+      <w:tr>
+        <w:tc>
+          <w:tcPr/>
+          <w:p>
+            <w:pPr>
+              <w:pStyle w:val="Compact"/>
+              <w:jc w:val="left"/>
+            </w:pPr>
+            <w:r>
+              <w:rPr>
+                <w:rStyle w:val="VerbatimChar"/>
+              </w:rPr>
+              <w:t xml:space="preserve">release-wo {wo} --confirm</w:t>
+            </w:r>
+          </w:p>
+        </w:tc>
+        <w:tc>
+          <w:tcPr/>
+          <w:p>
+            <w:pPr>
+              <w:pStyle w:val="Compact"/>
+              <w:jc w:val="left"/>
+            </w:pPr>
+            <w:r>
+              <w:t xml:space="preserve">safe-correction</w:t>
+            </w:r>
+          </w:p>
+        </w:tc>
+        <w:tc>
+          <w:tcPr/>
+          <w:p>
+            <w:pPr>
+              <w:pStyle w:val="Compact"/>
+              <w:jc w:val="left"/>
+            </w:pPr>
+            <w:r>
+              <w:t xml:space="preserve">release a WO's ACTIVE slot commitments via the existing</w:t>
+            </w:r>
+            <w:r>
+              <w:t xml:space="preserve"> </w:t>
+            </w:r>
+            <w:r>
+              <w:rPr>
+                <w:rStyle w:val="VerbatimChar"/>
+              </w:rPr>
+              <w:t xml:space="preserve">ContractorAvailabilityService::releaseForWorkOrder</w:t>
+            </w:r>
+            <w:r>
+              <w:t xml:space="preserve"> </w:t>
+            </w:r>
+            <w:r>
+              <w:t xml:space="preserve">(the WO-cancel path; R-EM-CS-7), restoring capacity — break-glass for cancelled/abandoned WOs whose commitments still pin capacity; destructive, requires</w:t>
+            </w:r>
+            <w:r>
+              <w:t xml:space="preserve"> </w:t>
+            </w:r>
+            <w:r>
+              <w:rPr>
+                <w:rStyle w:val="VerbatimChar"/>
+              </w:rPr>
+              <w:t xml:space="preserve">--confirm</w:t>
+            </w:r>
+          </w:p>
+        </w:tc>
+      </w:tr>
+    </w:tbl>
     <w:bookmarkEnd w:id="47"/>
     <w:bookmarkStart w:id="48" w:name="X1bf2a627be6ee103cb059e15364eccb4d059631"/>
     <w:p>

--- a/docs/as-built/docx/workforce.docx
+++ b/docs/as-built/docx/workforce.docx
@@ -295,7 +295,7 @@
               <a:graphicData uri="http://schemas.openxmlformats.org/drawingml/2006/picture">
                 <pic:pic>
                   <pic:nvPicPr>
-                    <pic:cNvPr descr="/tmp/docximg-d8ZS2x/workforce_md_1.png" id="23" name="Picture"/>
+                    <pic:cNvPr descr="/tmp/docximg-J7W2Aj/workforce_md_1.png" id="23" name="Picture"/>
                     <pic:cNvPicPr>
                       <a:picLocks noChangeArrowheads="1" noChangeAspect="1"/>
                     </pic:cNvPicPr>
@@ -529,11 +529,7 @@
     </w:p>
     <w:p>
       <w:pPr>
-        <w:numPr>
-          <w:ilvl w:val="0"/>
-          <w:numId w:val="1002"/>
-        </w:numPr>
-        <w:pStyle w:val="Compact"/>
+        <w:pStyle w:val="FirstParagraph"/>
       </w:pPr>
       <w:r>
         <w:rPr>
@@ -711,11 +707,7 @@
     </w:p>
     <w:p>
       <w:pPr>
-        <w:numPr>
-          <w:ilvl w:val="0"/>
-          <w:numId w:val="1003"/>
-        </w:numPr>
-        <w:pStyle w:val="Compact"/>
+        <w:pStyle w:val="FirstParagraph"/>
       </w:pPr>
       <w:r>
         <w:rPr>
@@ -759,7 +751,7 @@
     </w:p>
     <w:p>
       <w:pPr>
-        <w:pStyle w:val="FirstParagraph"/>
+        <w:pStyle w:val="BodyText"/>
       </w:pPr>
       <w:r>
         <w:rPr>
@@ -1070,11 +1062,7 @@
     </w:p>
     <w:p>
       <w:pPr>
-        <w:numPr>
-          <w:ilvl w:val="0"/>
-          <w:numId w:val="1004"/>
-        </w:numPr>
-        <w:pStyle w:val="Compact"/>
+        <w:pStyle w:val="FirstParagraph"/>
       </w:pPr>
       <w:r>
         <w:rPr>
@@ -1216,11 +1204,7 @@
     </w:p>
     <w:p>
       <w:pPr>
-        <w:numPr>
-          <w:ilvl w:val="0"/>
-          <w:numId w:val="1005"/>
-        </w:numPr>
-        <w:pStyle w:val="Compact"/>
+        <w:pStyle w:val="FirstParagraph"/>
       </w:pPr>
       <w:r>
         <w:rPr>
@@ -1376,11 +1360,7 @@
     </w:p>
     <w:p>
       <w:pPr>
-        <w:numPr>
-          <w:ilvl w:val="0"/>
-          <w:numId w:val="1006"/>
-        </w:numPr>
-        <w:pStyle w:val="Compact"/>
+        <w:pStyle w:val="FirstParagraph"/>
       </w:pPr>
       <w:r>
         <w:rPr>
@@ -1529,11 +1509,7 @@
     </w:p>
     <w:p>
       <w:pPr>
-        <w:numPr>
-          <w:ilvl w:val="0"/>
-          <w:numId w:val="1007"/>
-        </w:numPr>
-        <w:pStyle w:val="Compact"/>
+        <w:pStyle w:val="FirstParagraph"/>
       </w:pPr>
       <w:r>
         <w:rPr>
@@ -1662,11 +1638,7 @@
     </w:p>
     <w:p>
       <w:pPr>
-        <w:numPr>
-          <w:ilvl w:val="0"/>
-          <w:numId w:val="1008"/>
-        </w:numPr>
-        <w:pStyle w:val="Compact"/>
+        <w:pStyle w:val="FirstParagraph"/>
       </w:pPr>
       <w:r>
         <w:rPr>
@@ -1751,11 +1723,7 @@
     </w:p>
     <w:p>
       <w:pPr>
-        <w:numPr>
-          <w:ilvl w:val="0"/>
-          <w:numId w:val="1009"/>
-        </w:numPr>
-        <w:pStyle w:val="Compact"/>
+        <w:pStyle w:val="FirstParagraph"/>
       </w:pPr>
       <w:r>
         <w:rPr>
@@ -8631,7 +8599,7 @@
               <a:graphicData uri="http://schemas.openxmlformats.org/drawingml/2006/picture">
                 <pic:pic>
                   <pic:nvPicPr>
-                    <pic:cNvPr descr="/tmp/docximg-d8ZS2x/workforce_md_2.png" id="38" name="Picture"/>
+                    <pic:cNvPr descr="/tmp/docximg-J7W2Aj/workforce_md_2.png" id="38" name="Picture"/>
                     <pic:cNvPicPr>
                       <a:picLocks noChangeArrowheads="1" noChangeAspect="1"/>
                     </pic:cNvPicPr>
@@ -13251,6 +13219,91 @@
       </w:pPr>
     </w:lvl>
   </w:abstractNum>
+  <w:abstractNum w:abstractNumId="99411">
+    <w:nsid w:val="A99411"/>
+    <w:multiLevelType w:val="multilevel"/>
+    <w:lvl w:ilvl="0">
+      <w:start w:val="1"/>
+      <w:numFmt w:val="decimal"/>
+      <w:lvlText w:val="%1."/>
+      <w:lvlJc w:val="left"/>
+      <w:pPr>
+        <w:ind w:left="720" w:hanging="480"/>
+      </w:pPr>
+    </w:lvl>
+    <w:lvl w:ilvl="1">
+      <w:start w:val="1"/>
+      <w:numFmt w:val="decimal"/>
+      <w:lvlText w:val="%2."/>
+      <w:lvlJc w:val="left"/>
+      <w:pPr>
+        <w:ind w:left="1440" w:hanging="480"/>
+      </w:pPr>
+    </w:lvl>
+    <w:lvl w:ilvl="2">
+      <w:start w:val="1"/>
+      <w:numFmt w:val="decimal"/>
+      <w:lvlText w:val="%3."/>
+      <w:lvlJc w:val="left"/>
+      <w:pPr>
+        <w:ind w:left="2160" w:hanging="480"/>
+      </w:pPr>
+    </w:lvl>
+    <w:lvl w:ilvl="3">
+      <w:start w:val="1"/>
+      <w:numFmt w:val="decimal"/>
+      <w:lvlText w:val="%4."/>
+      <w:lvlJc w:val="left"/>
+      <w:pPr>
+        <w:ind w:left="2880" w:hanging="480"/>
+      </w:pPr>
+    </w:lvl>
+    <w:lvl w:ilvl="4">
+      <w:start w:val="1"/>
+      <w:numFmt w:val="decimal"/>
+      <w:lvlText w:val="%5."/>
+      <w:lvlJc w:val="left"/>
+      <w:pPr>
+        <w:ind w:left="3600" w:hanging="480"/>
+      </w:pPr>
+    </w:lvl>
+    <w:lvl w:ilvl="5">
+      <w:start w:val="1"/>
+      <w:numFmt w:val="decimal"/>
+      <w:lvlText w:val="%6."/>
+      <w:lvlJc w:val="left"/>
+      <w:pPr>
+        <w:ind w:left="4320" w:hanging="480"/>
+      </w:pPr>
+    </w:lvl>
+    <w:lvl w:ilvl="6">
+      <w:start w:val="1"/>
+      <w:numFmt w:val="decimal"/>
+      <w:lvlText w:val="%7."/>
+      <w:lvlJc w:val="left"/>
+      <w:pPr>
+        <w:ind w:left="5040" w:hanging="480"/>
+      </w:pPr>
+    </w:lvl>
+    <w:lvl w:ilvl="7">
+      <w:start w:val="1"/>
+      <w:numFmt w:val="decimal"/>
+      <w:lvlText w:val="%8."/>
+      <w:lvlJc w:val="left"/>
+      <w:pPr>
+        <w:ind w:left="5760" w:hanging="480"/>
+      </w:pPr>
+    </w:lvl>
+    <w:lvl w:ilvl="8">
+      <w:start w:val="1"/>
+      <w:numFmt w:val="decimal"/>
+      <w:lvlText w:val="%9."/>
+      <w:lvlJc w:val="left"/>
+      <w:pPr>
+        <w:ind w:left="6480" w:hanging="480"/>
+      </w:pPr>
+    </w:lvl>
+  </w:abstractNum>
   <w:num w:numId="1000">
     <w:abstractNumId w:val="990"/>
   </w:num>
@@ -13258,25 +13311,214 @@
     <w:abstractNumId w:val="991"/>
   </w:num>
   <w:num w:numId="1002">
-    <w:abstractNumId w:val="991"/>
+    <w:abstractNumId w:val="99411"/>
+    <w:lvlOverride w:ilvl="0">
+      <w:startOverride w:val="1"/>
+    </w:lvlOverride>
+    <w:lvlOverride w:ilvl="1">
+      <w:startOverride w:val="1"/>
+    </w:lvlOverride>
+    <w:lvlOverride w:ilvl="2">
+      <w:startOverride w:val="1"/>
+    </w:lvlOverride>
+    <w:lvlOverride w:ilvl="3">
+      <w:startOverride w:val="1"/>
+    </w:lvlOverride>
+    <w:lvlOverride w:ilvl="4">
+      <w:startOverride w:val="1"/>
+    </w:lvlOverride>
+    <w:lvlOverride w:ilvl="5">
+      <w:startOverride w:val="1"/>
+    </w:lvlOverride>
+    <w:lvlOverride w:ilvl="6">
+      <w:startOverride w:val="1"/>
+    </w:lvlOverride>
+    <w:lvlOverride w:ilvl="7">
+      <w:startOverride w:val="1"/>
+    </w:lvlOverride>
+    <w:lvlOverride w:ilvl="8">
+      <w:startOverride w:val="1"/>
+    </w:lvlOverride>
   </w:num>
   <w:num w:numId="1003">
-    <w:abstractNumId w:val="991"/>
+    <w:abstractNumId w:val="99411"/>
+    <w:lvlOverride w:ilvl="0">
+      <w:startOverride w:val="1"/>
+    </w:lvlOverride>
+    <w:lvlOverride w:ilvl="1">
+      <w:startOverride w:val="1"/>
+    </w:lvlOverride>
+    <w:lvlOverride w:ilvl="2">
+      <w:startOverride w:val="1"/>
+    </w:lvlOverride>
+    <w:lvlOverride w:ilvl="3">
+      <w:startOverride w:val="1"/>
+    </w:lvlOverride>
+    <w:lvlOverride w:ilvl="4">
+      <w:startOverride w:val="1"/>
+    </w:lvlOverride>
+    <w:lvlOverride w:ilvl="5">
+      <w:startOverride w:val="1"/>
+    </w:lvlOverride>
+    <w:lvlOverride w:ilvl="6">
+      <w:startOverride w:val="1"/>
+    </w:lvlOverride>
+    <w:lvlOverride w:ilvl="7">
+      <w:startOverride w:val="1"/>
+    </w:lvlOverride>
+    <w:lvlOverride w:ilvl="8">
+      <w:startOverride w:val="1"/>
+    </w:lvlOverride>
   </w:num>
   <w:num w:numId="1004">
-    <w:abstractNumId w:val="991"/>
+    <w:abstractNumId w:val="99411"/>
+    <w:lvlOverride w:ilvl="0">
+      <w:startOverride w:val="1"/>
+    </w:lvlOverride>
+    <w:lvlOverride w:ilvl="1">
+      <w:startOverride w:val="1"/>
+    </w:lvlOverride>
+    <w:lvlOverride w:ilvl="2">
+      <w:startOverride w:val="1"/>
+    </w:lvlOverride>
+    <w:lvlOverride w:ilvl="3">
+      <w:startOverride w:val="1"/>
+    </w:lvlOverride>
+    <w:lvlOverride w:ilvl="4">
+      <w:startOverride w:val="1"/>
+    </w:lvlOverride>
+    <w:lvlOverride w:ilvl="5">
+      <w:startOverride w:val="1"/>
+    </w:lvlOverride>
+    <w:lvlOverride w:ilvl="6">
+      <w:startOverride w:val="1"/>
+    </w:lvlOverride>
+    <w:lvlOverride w:ilvl="7">
+      <w:startOverride w:val="1"/>
+    </w:lvlOverride>
+    <w:lvlOverride w:ilvl="8">
+      <w:startOverride w:val="1"/>
+    </w:lvlOverride>
   </w:num>
   <w:num w:numId="1005">
-    <w:abstractNumId w:val="991"/>
+    <w:abstractNumId w:val="99411"/>
+    <w:lvlOverride w:ilvl="0">
+      <w:startOverride w:val="1"/>
+    </w:lvlOverride>
+    <w:lvlOverride w:ilvl="1">
+      <w:startOverride w:val="1"/>
+    </w:lvlOverride>
+    <w:lvlOverride w:ilvl="2">
+      <w:startOverride w:val="1"/>
+    </w:lvlOverride>
+    <w:lvlOverride w:ilvl="3">
+      <w:startOverride w:val="1"/>
+    </w:lvlOverride>
+    <w:lvlOverride w:ilvl="4">
+      <w:startOverride w:val="1"/>
+    </w:lvlOverride>
+    <w:lvlOverride w:ilvl="5">
+      <w:startOverride w:val="1"/>
+    </w:lvlOverride>
+    <w:lvlOverride w:ilvl="6">
+      <w:startOverride w:val="1"/>
+    </w:lvlOverride>
+    <w:lvlOverride w:ilvl="7">
+      <w:startOverride w:val="1"/>
+    </w:lvlOverride>
+    <w:lvlOverride w:ilvl="8">
+      <w:startOverride w:val="1"/>
+    </w:lvlOverride>
   </w:num>
   <w:num w:numId="1006">
-    <w:abstractNumId w:val="991"/>
+    <w:abstractNumId w:val="99411"/>
+    <w:lvlOverride w:ilvl="0">
+      <w:startOverride w:val="1"/>
+    </w:lvlOverride>
+    <w:lvlOverride w:ilvl="1">
+      <w:startOverride w:val="1"/>
+    </w:lvlOverride>
+    <w:lvlOverride w:ilvl="2">
+      <w:startOverride w:val="1"/>
+    </w:lvlOverride>
+    <w:lvlOverride w:ilvl="3">
+      <w:startOverride w:val="1"/>
+    </w:lvlOverride>
+    <w:lvlOverride w:ilvl="4">
+      <w:startOverride w:val="1"/>
+    </w:lvlOverride>
+    <w:lvlOverride w:ilvl="5">
+      <w:startOverride w:val="1"/>
+    </w:lvlOverride>
+    <w:lvlOverride w:ilvl="6">
+      <w:startOverride w:val="1"/>
+    </w:lvlOverride>
+    <w:lvlOverride w:ilvl="7">
+      <w:startOverride w:val="1"/>
+    </w:lvlOverride>
+    <w:lvlOverride w:ilvl="8">
+      <w:startOverride w:val="1"/>
+    </w:lvlOverride>
   </w:num>
   <w:num w:numId="1007">
-    <w:abstractNumId w:val="991"/>
+    <w:abstractNumId w:val="99411"/>
+    <w:lvlOverride w:ilvl="0">
+      <w:startOverride w:val="1"/>
+    </w:lvlOverride>
+    <w:lvlOverride w:ilvl="1">
+      <w:startOverride w:val="1"/>
+    </w:lvlOverride>
+    <w:lvlOverride w:ilvl="2">
+      <w:startOverride w:val="1"/>
+    </w:lvlOverride>
+    <w:lvlOverride w:ilvl="3">
+      <w:startOverride w:val="1"/>
+    </w:lvlOverride>
+    <w:lvlOverride w:ilvl="4">
+      <w:startOverride w:val="1"/>
+    </w:lvlOverride>
+    <w:lvlOverride w:ilvl="5">
+      <w:startOverride w:val="1"/>
+    </w:lvlOverride>
+    <w:lvlOverride w:ilvl="6">
+      <w:startOverride w:val="1"/>
+    </w:lvlOverride>
+    <w:lvlOverride w:ilvl="7">
+      <w:startOverride w:val="1"/>
+    </w:lvlOverride>
+    <w:lvlOverride w:ilvl="8">
+      <w:startOverride w:val="1"/>
+    </w:lvlOverride>
   </w:num>
   <w:num w:numId="1008">
-    <w:abstractNumId w:val="991"/>
+    <w:abstractNumId w:val="99411"/>
+    <w:lvlOverride w:ilvl="0">
+      <w:startOverride w:val="1"/>
+    </w:lvlOverride>
+    <w:lvlOverride w:ilvl="1">
+      <w:startOverride w:val="1"/>
+    </w:lvlOverride>
+    <w:lvlOverride w:ilvl="2">
+      <w:startOverride w:val="1"/>
+    </w:lvlOverride>
+    <w:lvlOverride w:ilvl="3">
+      <w:startOverride w:val="1"/>
+    </w:lvlOverride>
+    <w:lvlOverride w:ilvl="4">
+      <w:startOverride w:val="1"/>
+    </w:lvlOverride>
+    <w:lvlOverride w:ilvl="5">
+      <w:startOverride w:val="1"/>
+    </w:lvlOverride>
+    <w:lvlOverride w:ilvl="6">
+      <w:startOverride w:val="1"/>
+    </w:lvlOverride>
+    <w:lvlOverride w:ilvl="7">
+      <w:startOverride w:val="1"/>
+    </w:lvlOverride>
+    <w:lvlOverride w:ilvl="8">
+      <w:startOverride w:val="1"/>
+    </w:lvlOverride>
   </w:num>
   <w:num w:numId="1009">
     <w:abstractNumId w:val="991"/>
